--- a/daily-reports/2026-08-18/report.docx
+++ b/daily-reports/2026-08-18/report.docx
@@ -28,28 +28,28 @@
         <w:pStyle w:val="Heading2"/>
       </w:pPr>
       <w:r>
-        <w:t>1. deepseek-ai/deepseek-harness  ⭐ 152,394</w:t>
+        <w:t>1. deepseek-ai/deepseek-harness  ⭐ 152,788</w:t>
       </w:r>
     </w:p>
     <w:p>
       <w:r>
-        <w:t>语言：TypeScript ｜ Stars：152,394 ｜ Forks：15,705</w:t>
+        <w:t>语言：TypeScript ｜ Stars：152,788 ｜ Forks：15,755</w:t>
         <w:br/>
       </w:r>
       <w:r>
-        <w:t>这是什么：DeepSeek Harness 是一个插件化的工具平台，核心思想是“万物皆插件”。它允许你将各种功能以插件的形式集成在一起，灵活组合，满足个性化需求。</w:t>
+        <w:t>这是什么：DeepSeek Harness 是一个插件化的工具平台，核心思想是“万物皆插件”。它允许你通过安装不同的插件来扩展功能，就像手机装App一样简单。</w:t>
         <w:br/>
       </w:r>
       <w:r>
-        <w:t>能用来做什么：你可以用它来搭建自己的 AI 工作台，把不同的 AI 工具、数据处理功能等作为插件挂载进来，统一管理和调用。</w:t>
+        <w:t>能用来做什么：你可以用它来搭建自己的AI工作流，比如把数据处理、模型调用、结果展示等环节都做成插件，然后自由组合。</w:t>
         <w:br/>
       </w:r>
       <w:r>
-        <w:t>适用领域：AI 开发、工具集成、自动化工作流、个人效率提升</w:t>
+        <w:t>适用领域：AI开发、自动化工作流、插件生态建设</w:t>
         <w:br/>
       </w:r>
       <w:r>
-        <w:t>对新手有什么帮助：对于新手，这个项目是了解插件化架构和 AI 工具集成的绝佳入门示例，你可以学习如何通过插件扩展功能，并尝试自己编写简单的插件。</w:t>
+        <w:t>对新手有什么帮助：对新手来说，它提供了一个理解插件化架构的绝佳范例，你可以学习如何设计可扩展的系统，并尝试自己编写第一个插件。</w:t>
         <w:br/>
       </w:r>
       <w:r>
@@ -61,28 +61,28 @@
         <w:pStyle w:val="Heading2"/>
       </w:pPr>
       <w:r>
-        <w:t>2. anywhere-labs/deepseek-harness-desktop  ⭐ 12,125</w:t>
+        <w:t>2. anywhere-labs/deepseek-harness-desktop  ⭐ 12,201</w:t>
       </w:r>
     </w:p>
     <w:p>
       <w:r>
-        <w:t>语言：TypeScript ｜ Stars：12,125 ｜ Forks：550</w:t>
+        <w:t>语言：TypeScript ｜ Stars：12,201 ｜ Forks：554</w:t>
         <w:br/>
       </w:r>
       <w:r>
-        <w:t>这是什么：这是一个为 DeepSeek Harness 插件生态打造的桌面端应用，它把插件理念延伸到桌面本身，让桌面界面也变成可定制的插件。</w:t>
+        <w:t>这是什么：这是DeepSeek Harness的桌面版，为插件生态提供了现代化的图形界面。它同样遵循“万物皆插件”的理念，连桌面本身都是插件，让你可以自定义界面和功能。</w:t>
         <w:br/>
       </w:r>
       <w:r>
-        <w:t>能用来做什么：你可以用它来管理你的 DeepSeek Harness 插件，并通过桌面端更直观地操作和监控你的 AI 工作流。</w:t>
+        <w:t>能用来做什么：你可以用它来管理插件、可视化操作AI任务，甚至把桌面变成你的个性化工作台。</w:t>
         <w:br/>
       </w:r>
       <w:r>
-        <w:t>适用领域：桌面应用开发、插件管理、AI 工作流可视化</w:t>
+        <w:t>适用领域：桌面应用开发、AI工具集成、个性化界面设计</w:t>
         <w:br/>
       </w:r>
       <w:r>
-        <w:t>对新手有什么帮助：这个项目展示了如何将插件系统与桌面应用结合，适合想学习桌面应用开发和插件交互设计的新手。</w:t>
+        <w:t>对新手有什么帮助：对于新手，它展示了如何将复杂的技术封装成友好的桌面应用，你可以学习桌面应用开发的基本思路，并体验插件化带来的灵活性。</w:t>
         <w:br/>
       </w:r>
       <w:r>
@@ -94,20 +94,20 @@
         <w:pStyle w:val="Heading2"/>
       </w:pPr>
       <w:r>
-        <w:t>3. awesome-dsh-plugin/awesome-dsh-plugin  ⭐ 7,792</w:t>
+        <w:t>3. awesome-dsh-plugin/awesome-dsh-plugin  ⭐ 7,839</w:t>
       </w:r>
     </w:p>
     <w:p>
       <w:r>
-        <w:t>语言：Python ｜ Stars：7,792 ｜ Forks：1,122</w:t>
+        <w:t>语言：Python ｜ Stars：7,839 ｜ Forks：1,127</w:t>
         <w:br/>
       </w:r>
       <w:r>
-        <w:t>这是什么：这是一个精选的 DeepSeek Harness 插件列表，收集了各种实用插件，方便用户发现和选择。</w:t>
+        <w:t>这是什么：这是一个精选的DeepSeek Harness插件列表，收集了各种实用插件，方便你发现和选择。就像应用商店的推荐列表，帮你快速找到需要的工具。</w:t>
         <w:br/>
       </w:r>
       <w:r>
-        <w:t>能用来做什么：你可以浏览这个列表，找到适合自己需求的插件，直接安装使用，节省自己搜索和评估的时间。</w:t>
+        <w:t>能用来做什么：你可以浏览这个列表，找到适合自己需求的插件，然后安装使用，节省自己搜索的时间。</w:t>
         <w:br/>
       </w:r>
       <w:r>
@@ -115,7 +115,7 @@
         <w:br/>
       </w:r>
       <w:r>
-        <w:t>对新手有什么帮助：对于新手，这个列表是快速上手 DeepSeek Harness 的捷径，你可以从中找到现成的插件来学习，也可以了解插件生态的多样性。</w:t>
+        <w:t>对新手有什么帮助：对新手来说，这是一个很好的起点，你可以通过它了解有哪些现成的插件，学习别人如何设计插件，并快速上手使用。</w:t>
         <w:br/>
       </w:r>
       <w:r>
@@ -127,28 +127,28 @@
         <w:pStyle w:val="Heading2"/>
       </w:pPr>
       <w:r>
-        <w:t>4. yjh051108/dsh-routing-suite  ⭐ 5,492</w:t>
+        <w:t>4. yjh051108/dsh-routing-suite  ⭐ 5,514</w:t>
       </w:r>
     </w:p>
     <w:p>
       <w:r>
-        <w:t>语言：PowerShell ｜ Stars：5,492 ｜ Forks：92</w:t>
+        <w:t>语言：PowerShell ｜ Stars：5,514 ｜ Forks：92</w:t>
         <w:br/>
       </w:r>
       <w:r>
-        <w:t>这是什么：这是一个为 DeepSeek Harness 设计的路由套件，包含运行时注入器和任务感知路由预设，用于优化 AI 模型的推理模式选择。</w:t>
+        <w:t>这是什么：这是一个为DeepSeek Harness设计的路由套件，包含注入器和路由标准工具包。它可以帮助你根据任务类型自动选择不同的推理模式，优化AI响应。</w:t>
         <w:br/>
       </w:r>
       <w:r>
-        <w:t>能用来做什么：安装后，你可以让系统根据任务类型自动选择最合适的推理模式，提升 AI 响应的准确性和效率。</w:t>
+        <w:t>能用来做什么：你可以安装它来让AI自动切换思考模式，比如简单问题快速回答，复杂问题深入思考，提升效率和准确性。</w:t>
         <w:br/>
       </w:r>
       <w:r>
-        <w:t>适用领域：AI 推理优化、路由策略、性能调优</w:t>
+        <w:t>适用领域：AI推理优化、任务路由、性能调优</w:t>
         <w:br/>
       </w:r>
       <w:r>
-        <w:t>对新手有什么帮助：这个项目适合对 AI 性能优化感兴趣的新手，你可以学习如何通过路由策略来智能分配计算资源，提升 AI 应用的表现。</w:t>
+        <w:t>对新手有什么帮助：对于新手，它展示了如何通过插件增强AI的智能性，你可以学习路由和注入的概念，并理解如何根据需求定制AI行为。</w:t>
         <w:br/>
       </w:r>
       <w:r>
@@ -160,28 +160,28 @@
         <w:pStyle w:val="Heading2"/>
       </w:pPr>
       <w:r>
-        <w:t>5. zhu1090093659/dsh-web-ui  ⭐ 4,209</w:t>
+        <w:t>5. zhu1090093659/dsh-web-ui  ⭐ 4,226</w:t>
       </w:r>
     </w:p>
     <w:p>
       <w:r>
-        <w:t>语言：TypeScript ｜ Stars：4,209 ｜ Forks：259</w:t>
+        <w:t>语言：TypeScript ｜ Stars：4,226 ｜ Forks：259</w:t>
         <w:br/>
       </w:r>
       <w:r>
-        <w:t>这是什么：这是一个为 DeepSeek Harness 提供的 Web UI 插件和皮肤集合，包含任务看板、Git 图、右侧面板、远程移动端 UI、宠物、实时令牌统计和皮肤中心等功能。</w:t>
+        <w:t>这是什么：这是DeepSeek Harness的Web界面插件和皮肤集合，提供了任务看板、Git图、右侧面板、移动端UI、宠物、实时令牌统计和皮肤中心等功能。</w:t>
         <w:br/>
       </w:r>
       <w:r>
-        <w:t>能用来做什么：你可以通过安装这些插件来美化你的 DeepSeek Harness 界面，并增加实用的可视化工具，比如实时查看 token 消耗。</w:t>
+        <w:t>能用来做什么：你可以用它来美化你的AI工作界面，增加任务管理、实时监控等实用功能，让操作更直观。</w:t>
         <w:br/>
       </w:r>
       <w:r>
-        <w:t>适用领域：Web 界面开发、UI 设计、数据可视化、移动端适配</w:t>
+        <w:t>适用领域：Web界面设计、前端开发、用户体验优化</w:t>
         <w:br/>
       </w:r>
       <w:r>
-        <w:t>对新手有什么帮助：这个项目是学习 Web UI 开发和插件化界面设计的好素材，你可以看到如何将复杂功能以插件形式集成到网页中，并提升用户体验。</w:t>
+        <w:t>对新手有什么帮助：对新手，这是一个学习前端开发和UI设计的绝佳资源，你可以看到如何用插件扩展Web界面，并借鉴其中的设计思路。</w:t>
         <w:br/>
       </w:r>
       <w:r>
@@ -212,7 +212,7 @@
         <w:t>AI;DR (AI; Didn't Read)</w:t>
       </w:r>
       <w:r>
-        <w:t>（👍 659）</w:t>
+        <w:t>（👍 674）</w:t>
       </w:r>
       <w:r>
         <w:br/>
@@ -220,7 +220,7 @@
       </w:r>
       <w:r>
         <w:br/>
-        <w:t>摘要：AI;DR (AI; Didn't Read) 是一个项目，旨在为 AI 生成的文本提供简洁摘要，帮助用户快速理解内容，而无需阅读全文。它类似于 TL;DR，但专门针对 AI 生成的内容，值得关注因为它解决了信息过载问题。</w:t>
+        <w:t>摘要：AI;DR 是一个类似 TL;DR 的浏览器扩展，利用 AI 自动生成网页摘要，帮助用户快速理解长文内容，提升阅读效率。</w:t>
       </w:r>
     </w:p>
     <w:p>
@@ -231,7 +231,7 @@
         <w:t>Israel creates fake think tank in likely attempt to dupe AI chatbots</w:t>
       </w:r>
       <w:r>
-        <w:t>（👍 173）</w:t>
+        <w:t>（👍 201）</w:t>
       </w:r>
       <w:r>
         <w:br/>
@@ -239,7 +239,7 @@
       </w:r>
       <w:r>
         <w:br/>
-        <w:t>摘要：据报道，以色列创建了一个虚假的智库，可能试图欺骗 AI 聊天机器人，使其产生有利于以色列的回应。这一事件凸显了 AI 系统在信息操纵面前的脆弱性，以及需要加强 AI 的安全性和可靠性。</w:t>
+        <w:t>摘要：以色列被曝创建虚假智库，旨在通过发布看似权威的信息来影响 AI 聊天机器人的训练数据，从而操纵其输出，引发对 AI 安全与信息操纵的担忧。</w:t>
       </w:r>
     </w:p>
     <w:p>
@@ -263,7 +263,7 @@
       </w:r>
       <w:r>
         <w:br/>
-        <w:t>摘要：这篇论文介绍了一种名为 BATON 的新方法，用于长时域机器人操作，通过智能体子任务探索和过渡感知记忆来提高机器人在复杂任务中的表现。它代表了机器人 AI 领域的一项进展，可能推动更高级的自动化应用。</w:t>
+        <w:t>摘要：该研究提出一种名为 BATON 的框架，通过智能体子任务探索和过渡感知记忆，提升机器人在长时程操作任务中的表现，展示了在复杂环境中的潜力。</w:t>
       </w:r>
     </w:p>
     <w:p>
@@ -287,7 +287,7 @@
       </w:r>
       <w:r>
         <w:br/>
-        <w:t>摘要：共生知行发布了一款人形机器人赛车 Demo，通过卡丁车测试来评估双足机器人的全身智能。这项测试展示了机器人在动态环境中的平衡和协调能力，对于人形机器人的实际应用具有重要意义。</w:t>
+        <w:t>摘要：共生知行发布人形机器人赛车 Demo，通过卡丁车测试双足机器人的全身协调与动态控制能力，标志着人形机器人在高速运动场景下的技术突破。</w:t>
       </w:r>
     </w:p>
     <w:p>
@@ -311,7 +311,7 @@
       </w:r>
       <w:r>
         <w:br/>
-        <w:t>摘要：OpenAI 推出了 GPT-5.6 多智能体 V2，声称速度提升 16 倍，并能在 1 秒内处理 741 轮对话。这一更新显著提高了 AI 的响应速度和效率，可能对实时交互应用产生重大影响。</w:t>
+        <w:t>摘要：OpenAI 推出 GPT-5.6 多智能体 V2，速度提升 16 倍，能在一秒内处理 741 轮对话，大幅提升多智能体交互效率，推动 AI 对话应用的发展。</w:t>
       </w:r>
     </w:p>
     <w:sectPr>
